--- a/doc/deep-past.docx
+++ b/doc/deep-past.docx
@@ -125,7 +125,10 @@
           </w:tcPr>
           <w:p>
             <w:r>
-              <w:t>29.3</w:t>
+              <w:t>1</w:t>
+            </w:r>
+            <w:r>
+              <w:t>9.3</w:t>
             </w:r>
           </w:p>
         </w:tc>
@@ -156,7 +159,21 @@
           <w:bCs w:val="0"/>
         </w:rPr>
         <w:br/>
-        <w:t>Best entry scored 29.3 (geometric mean of BLEU and chrF++), using a single fine-tuned Flan-T5-base model without external data augmentation.</w:t>
+        <w:t xml:space="preserve">Best entry scored </w:t>
+      </w:r>
+      <w:r>
+        <w:rPr>
+          <w:b w:val="0"/>
+          <w:bCs w:val="0"/>
+        </w:rPr>
+        <w:t>1</w:t>
+      </w:r>
+      <w:r>
+        <w:rPr>
+          <w:b w:val="0"/>
+          <w:bCs w:val="0"/>
+        </w:rPr>
+        <w:t>9.3 (geometric mean of BLEU and chrF++), using a single fine-tuned Flan-T5-base model without external data augmentation.</w:t>
       </w:r>
       <w:r>
         <w:rPr>
@@ -168,14 +185,11 @@
     </w:p>
     <w:p>
       <w:r>
-        <w:rPr>
-          <w:noProof/>
-        </w:rPr>
         <w:drawing>
-          <wp:inline distT="0" distB="0" distL="0" distR="0" wp14:anchorId="1D15B332" wp14:editId="6488399D">
-            <wp:extent cx="5486400" cy="2278049"/>
-            <wp:effectExtent l="0" t="0" r="0" b="0"/>
-            <wp:docPr id="1" name="Picture 1"/>
+          <wp:inline distT="0" distB="0" distL="0" distR="0" wp14:anchorId="44593340" wp14:editId="2B75570D">
+            <wp:extent cx="5486400" cy="2993390"/>
+            <wp:effectExtent l="0" t="0" r="0" b="3810"/>
+            <wp:docPr id="625807317" name="Picture 1" descr="A screenshot of a video chat&#10;&#10;AI-generated content may be incorrect."/>
             <wp:cNvGraphicFramePr>
               <a:graphicFrameLocks xmlns:a="http://schemas.openxmlformats.org/drawingml/2006/main" noChangeAspect="1"/>
             </wp:cNvGraphicFramePr>
@@ -183,7 +197,7 @@
               <a:graphicData uri="http://schemas.openxmlformats.org/drawingml/2006/picture">
                 <pic:pic xmlns:pic="http://schemas.openxmlformats.org/drawingml/2006/picture">
                   <pic:nvPicPr>
-                    <pic:cNvPr id="0" name="image.png"/>
+                    <pic:cNvPr id="625807317" name="Picture 1" descr="A screenshot of a video chat&#10;&#10;AI-generated content may be incorrect."/>
                     <pic:cNvPicPr/>
                   </pic:nvPicPr>
                   <pic:blipFill>
@@ -195,7 +209,7 @@
                   <pic:spPr>
                     <a:xfrm>
                       <a:off x="0" y="0"/>
-                      <a:ext cx="5486400" cy="2278049"/>
+                      <a:ext cx="5486400" cy="2993390"/>
                     </a:xfrm>
                     <a:prstGeom prst="rect">
                       <a:avLst/>
@@ -208,6 +222,7 @@
         </w:drawing>
       </w:r>
     </w:p>
+    <w:p/>
     <w:p>
       <w:pPr>
         <w:pStyle w:val="Heading2"/>
@@ -285,7 +300,6 @@
           </w:tcPr>
           <w:p>
             <w:r>
-              <w:lastRenderedPageBreak/>
               <w:t>Val</w:t>
             </w:r>
           </w:p>
@@ -730,6 +744,7 @@
           </w:tcPr>
           <w:p>
             <w:r>
+              <w:lastRenderedPageBreak/>
               <w:t>resources.csv</w:t>
             </w:r>
           </w:p>
@@ -779,7 +794,6 @@
     <w:p/>
     <w:p>
       <w:r>
-        <w:lastRenderedPageBreak/>
         <w:t xml:space="preserve">The most promising untapped resource is the combination of </w:t>
       </w:r>
       <w:r>
@@ -905,7 +919,11 @@
       </w:pPr>
       <w:r>
         <w:br/>
-        <w:t>Avoiding overfitting. Training a randomly initialized model on only 1,561 examples would severely overfit. Pretrained weights act as a strong regularizer — the model starts from a reasonable point in parameter space and only needs small adjustments, reducing the risk of memorizing the tiny training set.</w:t>
+        <w:t xml:space="preserve">Avoiding overfitting. Training a randomly initialized model on only 1,561 examples would severely overfit. Pretrained weights act as a strong regularizer — the model starts from a reasonable point in parameter space and only needs small adjustments, </w:t>
+      </w:r>
+      <w:r>
+        <w:lastRenderedPageBreak/>
+        <w:t>reducing the risk of memorizing the tiny training set.</w:t>
       </w:r>
       <w:r>
         <w:br/>
@@ -929,7 +947,6 @@
           <w:b w:val="0"/>
           <w:bCs w:val="0"/>
         </w:rPr>
-        <w:lastRenderedPageBreak/>
         <w:t>Methodology</w:t>
       </w:r>
     </w:p>
@@ -1386,6 +1403,7 @@
     </w:p>
     <w:p>
       <w:r>
+        <w:lastRenderedPageBreak/>
         <w:t>Input format:</w:t>
       </w:r>
     </w:p>
@@ -1405,7 +1423,6 @@
     </w:p>
     <w:p>
       <w:r>
-        <w:lastRenderedPageBreak/>
         <w:t>Why Flan-T5 specifically:</w:t>
       </w:r>
       <w:r>
@@ -1892,7 +1909,11 @@
           </w:tcPr>
           <w:p>
             <w:r>
-              <w:t>Checkpoint with best generalization</w:t>
+              <w:t xml:space="preserve">Checkpoint with best </w:t>
+            </w:r>
+            <w:r>
+              <w:lastRenderedPageBreak/>
+              <w:t>generalization</w:t>
             </w:r>
           </w:p>
         </w:tc>
@@ -1904,6 +1925,7 @@
           </w:tcPr>
           <w:p>
             <w:r>
+              <w:lastRenderedPageBreak/>
               <w:t>Optimizer</w:t>
             </w:r>
           </w:p>
@@ -1941,7 +1963,6 @@
     </w:p>
     <w:p>
       <w:r>
-        <w:lastRenderedPageBreak/>
         <w:t xml:space="preserve">Key design decision — no generation during training eval: On a T4 with limited VRAM, running beam search at every evaluation step would either OOM or require reducing batch size further. Instead, we evaluate by cross-entropy loss only during </w:t>
       </w:r>
       <w:proofErr w:type="gramStart"/>
@@ -2333,7 +2354,11 @@
           </w:tcPr>
           <w:p>
             <w:r>
-              <w:t>15 epochs showed continued improvement on eval loss without overfitting</w:t>
+              <w:t xml:space="preserve">15 epochs showed </w:t>
+            </w:r>
+            <w:r>
+              <w:lastRenderedPageBreak/>
+              <w:t>continued improvement on eval loss without overfitting</w:t>
             </w:r>
           </w:p>
         </w:tc>
@@ -2345,6 +2370,7 @@
           </w:tcPr>
           <w:p>
             <w:r>
+              <w:lastRenderedPageBreak/>
               <w:t>Beam size 2 vs 5</w:t>
             </w:r>
           </w:p>
@@ -2397,11 +2423,7 @@
           </w:tcPr>
           <w:p>
             <w:r>
-              <w:t xml:space="preserve">Cleaning significantly improves alignment; raw </w:t>
-            </w:r>
-            <w:r>
-              <w:lastRenderedPageBreak/>
-              <w:t>markup confuses the tokenizer</w:t>
+              <w:t>Cleaning significantly improves alignment; raw markup confuses the tokenizer</w:t>
             </w:r>
           </w:p>
         </w:tc>
@@ -2413,7 +2435,6 @@
           </w:tcPr>
           <w:p>
             <w:r>
-              <w:lastRenderedPageBreak/>
               <w:t>predict_with_generate=True during training</w:t>
             </w:r>
           </w:p>
@@ -2648,6 +2669,7 @@
         <w:pStyle w:val="ListNumber"/>
       </w:pPr>
       <w:r>
+        <w:lastRenderedPageBreak/>
         <w:t>Submission notebook (</w:t>
       </w:r>
       <w:r>
@@ -2737,7 +2759,6 @@
         <w:rPr>
           <w:rFonts w:ascii="Courier New" w:hAnsi="Courier New"/>
         </w:rPr>
-        <w:lastRenderedPageBreak/>
         <w:t>evaluate</w:t>
       </w:r>
       <w:r>
